--- a/КУРСОВОЕ/ведомость Кляус.docx
+++ b/КУРСОВОЕ/ведомость Кляус.docx
@@ -616,7 +616,7 @@
                 <w:sz w:val="26"/>
                 <w:szCs w:val="26"/>
               </w:rPr>
-              <w:t>29</w:t>
+              <w:t>55</w:t>
             </w:r>
             <w:r>
               <w:rPr>
@@ -4849,7 +4849,7 @@
                 <w:i/>
                 <w:sz w:val="20"/>
               </w:rPr>
-              <w:t>30</w:t>
+              <w:t>56</w:t>
             </w:r>
           </w:p>
         </w:tc>
@@ -4882,7 +4882,7 @@
                 <w:i/>
                 <w:sz w:val="20"/>
               </w:rPr>
-              <w:t>30</w:t>
+              <w:t>56</w:t>
             </w:r>
           </w:p>
         </w:tc>
@@ -6054,6 +6054,7 @@
   <w:style w:type="character" w:default="1" w:styleId="a0">
     <w:name w:val="Default Paragraph Font"/>
     <w:uiPriority w:val="1"/>
+    <w:semiHidden/>
     <w:unhideWhenUsed/>
   </w:style>
   <w:style w:type="table" w:default="1" w:styleId="a1">

--- a/КУРСОВОЕ/ведомость Кляус.docx
+++ b/КУРСОВОЕ/ведомость Кляус.docx
@@ -616,7 +616,7 @@
                 <w:sz w:val="26"/>
                 <w:szCs w:val="26"/>
               </w:rPr>
-              <w:t>55</w:t>
+              <w:t>66</w:t>
             </w:r>
             <w:r>
               <w:rPr>
@@ -4849,7 +4849,7 @@
                 <w:i/>
                 <w:sz w:val="20"/>
               </w:rPr>
-              <w:t>56</w:t>
+              <w:t>67</w:t>
             </w:r>
           </w:p>
         </w:tc>
@@ -4882,7 +4882,7 @@
                 <w:i/>
                 <w:sz w:val="20"/>
               </w:rPr>
-              <w:t>56</w:t>
+              <w:t>67</w:t>
             </w:r>
           </w:p>
         </w:tc>

--- a/КУРСОВОЕ/ведомость Кляус.docx
+++ b/КУРСОВОЕ/ведомость Кляус.docx
@@ -616,7 +616,7 @@
                 <w:sz w:val="26"/>
                 <w:szCs w:val="26"/>
               </w:rPr>
-              <w:t>66</w:t>
+              <w:t>82</w:t>
             </w:r>
             <w:r>
               <w:rPr>
@@ -4849,7 +4849,7 @@
                 <w:i/>
                 <w:sz w:val="20"/>
               </w:rPr>
-              <w:t>67</w:t>
+              <w:t>83</w:t>
             </w:r>
           </w:p>
         </w:tc>
@@ -4882,7 +4882,15 @@
                 <w:i/>
                 <w:sz w:val="20"/>
               </w:rPr>
-              <w:t>67</w:t>
+              <w:t>8</w:t>
+            </w:r>
+            <w:r>
+              <w:rPr>
+                <w:rFonts w:ascii="ISOCPEUR" w:hAnsi="ISOCPEUR"/>
+                <w:i/>
+                <w:sz w:val="20"/>
+              </w:rPr>
+              <w:t>3</w:t>
             </w:r>
           </w:p>
         </w:tc>

--- a/КУРСОВОЕ/ведомость Кляус.docx
+++ b/КУРСОВОЕ/ведомость Кляус.docx
@@ -616,7 +616,16 @@
                 <w:sz w:val="26"/>
                 <w:szCs w:val="26"/>
               </w:rPr>
-              <w:t>82</w:t>
+              <w:t>8</w:t>
+            </w:r>
+            <w:r>
+              <w:rPr>
+                <w:rFonts w:ascii="ISOCPEUR" w:hAnsi="ISOCPEUR"/>
+                <w:i/>
+                <w:sz w:val="26"/>
+                <w:szCs w:val="26"/>
+              </w:rPr>
+              <w:t>4</w:t>
             </w:r>
             <w:r>
               <w:rPr>
@@ -4287,25 +4296,7 @@
                 <w:i/>
                 <w:sz w:val="20"/>
               </w:rPr>
-              <w:t xml:space="preserve"> </w:t>
-            </w:r>
-            <w:proofErr w:type="spellStart"/>
-            <w:r>
-              <w:rPr>
-                <w:rFonts w:ascii="ISOCPEUR" w:hAnsi="ISOCPEUR"/>
-                <w:i/>
-                <w:sz w:val="20"/>
-              </w:rPr>
-              <w:t>Разраб</w:t>
-            </w:r>
-            <w:proofErr w:type="spellEnd"/>
-            <w:r>
-              <w:rPr>
-                <w:rFonts w:ascii="ISOCPEUR" w:hAnsi="ISOCPEUR"/>
-                <w:i/>
-                <w:sz w:val="20"/>
-              </w:rPr>
-              <w:t>.</w:t>
+              <w:t xml:space="preserve"> Разраб.</w:t>
             </w:r>
           </w:p>
         </w:tc>
@@ -4646,27 +4637,7 @@
                 <w:sz w:val="18"/>
                 <w:szCs w:val="18"/>
               </w:rPr>
-              <w:t xml:space="preserve"> </w:t>
-            </w:r>
-            <w:proofErr w:type="spellStart"/>
-            <w:r>
-              <w:rPr>
-                <w:rFonts w:ascii="ISOCPEUR" w:hAnsi="ISOCPEUR"/>
-                <w:i/>
-                <w:sz w:val="18"/>
-                <w:szCs w:val="18"/>
-              </w:rPr>
-              <w:t>Болтак</w:t>
-            </w:r>
-            <w:proofErr w:type="spellEnd"/>
-            <w:r>
-              <w:rPr>
-                <w:rFonts w:ascii="ISOCPEUR" w:hAnsi="ISOCPEUR"/>
-                <w:i/>
-                <w:sz w:val="18"/>
-                <w:szCs w:val="18"/>
-              </w:rPr>
-              <w:t xml:space="preserve"> С.В.</w:t>
+              <w:t xml:space="preserve"> Болтак С.В.</w:t>
             </w:r>
           </w:p>
         </w:tc>
@@ -4849,7 +4820,15 @@
                 <w:i/>
                 <w:sz w:val="20"/>
               </w:rPr>
-              <w:t>83</w:t>
+              <w:t>8</w:t>
+            </w:r>
+            <w:r>
+              <w:rPr>
+                <w:rFonts w:ascii="ISOCPEUR" w:hAnsi="ISOCPEUR"/>
+                <w:i/>
+                <w:sz w:val="20"/>
+              </w:rPr>
+              <w:t>5</w:t>
             </w:r>
           </w:p>
         </w:tc>
@@ -4890,7 +4869,7 @@
                 <w:i/>
                 <w:sz w:val="20"/>
               </w:rPr>
-              <w:t>3</w:t>
+              <w:t>5</w:t>
             </w:r>
           </w:p>
         </w:tc>
@@ -4932,7 +4911,6 @@
               </w:rPr>
               <w:t xml:space="preserve"> </w:t>
             </w:r>
-            <w:proofErr w:type="spellStart"/>
             <w:r>
               <w:rPr>
                 <w:rFonts w:ascii="ISOCPEUR" w:hAnsi="ISOCPEUR"/>
@@ -4941,7 +4919,6 @@
               </w:rPr>
               <w:t>Т.контр</w:t>
             </w:r>
-            <w:proofErr w:type="spellEnd"/>
             <w:r>
               <w:rPr>
                 <w:rFonts w:ascii="ISOCPEUR" w:hAnsi="ISOCPEUR"/>
@@ -5167,25 +5144,7 @@
                 <w:i/>
                 <w:sz w:val="20"/>
               </w:rPr>
-              <w:t xml:space="preserve"> </w:t>
-            </w:r>
-            <w:proofErr w:type="spellStart"/>
-            <w:r>
-              <w:rPr>
-                <w:rFonts w:ascii="ISOCPEUR" w:hAnsi="ISOCPEUR"/>
-                <w:i/>
-                <w:sz w:val="20"/>
-              </w:rPr>
-              <w:t>Н.контр</w:t>
-            </w:r>
-            <w:proofErr w:type="spellEnd"/>
-            <w:r>
-              <w:rPr>
-                <w:rFonts w:ascii="ISOCPEUR" w:hAnsi="ISOCPEUR"/>
-                <w:i/>
-                <w:sz w:val="20"/>
-              </w:rPr>
-              <w:t>.</w:t>
+              <w:t xml:space="preserve"> Н.контр.</w:t>
             </w:r>
           </w:p>
         </w:tc>
